--- a/TEMPLATE_DRUG_TEST.docx
+++ b/TEMPLATE_DRUG_TEST.docx
@@ -4,21 +4,6 @@
   <w:body>
     <w:p>
       <w:pPr>
-        <w:pStyle w:val="NormalWeb"/>
-      </w:pPr>
-    </w:p>
-    <w:p>
-      <w:pPr>
-        <w:rPr>
-          <w:b/>
-          <w:sz w:val="20"/>
-          <w:szCs w:val="20"/>
-        </w:rPr>
-      </w:pPr>
-    </w:p>
-    <w:p>
-      <w:pPr>
-        <w:jc w:val="center"/>
         <w:rPr>
           <w:b/>
           <w:sz w:val="20"/>
@@ -2720,6 +2705,7 @@
   <w:style w:type="character" w:default="1" w:styleId="DefaultParagraphFont">
     <w:name w:val="Default Paragraph Font"/>
     <w:uiPriority w:val="1"/>
+    <w:semiHidden/>
     <w:unhideWhenUsed/>
   </w:style>
   <w:style w:type="table" w:default="1" w:styleId="TableNormal">
